--- a/documentation/Week 12 Assignment — Documentation/CSE4204-8A-T05 APIDocumentation.docx
+++ b/documentation/Week 12 Assignment — Documentation/CSE4204-8A-T05 APIDocumentation.docx
@@ -517,7 +517,7 @@
                 <w:sz w:val="22"/>
                 <w:szCs w:val="22"/>
               </w:rPr>
-              <w:t>Team Member List with IDs</w:t>
+              <w:t>Team Leader</w:t>
             </w:r>
           </w:p>
         </w:tc>
@@ -545,55 +545,7 @@
                 <w:sz w:val="22"/>
                 <w:szCs w:val="22"/>
               </w:rPr>
-              <w:t>1. Mahammad Hasan (ID: 11220320828) - Team Leader / Frontend Developer + UI/UX Designer</w:t>
-            </w:r>
-          </w:p>
-          <w:p>
-            <w:pPr>
-              <w:pStyle w:val="Normal"/>
-              <w:spacing w:lineRule="exact" w:line="264" w:before="0" w:after="20"/>
-              <w:rPr/>
-            </w:pPr>
-            <w:r>
-              <w:rPr>
-                <w:b w:val="false"/>
-                <w:bCs w:val="false"/>
-                <w:sz w:val="22"/>
-                <w:szCs w:val="22"/>
-              </w:rPr>
-              <w:t>2. Shanawaz Sakib (ID: 11220320916) - Core System Integration Engineer</w:t>
-            </w:r>
-          </w:p>
-          <w:p>
-            <w:pPr>
-              <w:pStyle w:val="Normal"/>
-              <w:spacing w:lineRule="exact" w:line="264" w:before="0" w:after="20"/>
-              <w:rPr/>
-            </w:pPr>
-            <w:r>
-              <w:rPr>
-                <w:b w:val="false"/>
-                <w:bCs w:val="false"/>
-                <w:sz w:val="22"/>
-                <w:szCs w:val="22"/>
-              </w:rPr>
-              <w:t>3. Ashikur Rahman Himel (ID: 11220320833) - Database Storage &amp; Quality Controller</w:t>
-            </w:r>
-          </w:p>
-          <w:p>
-            <w:pPr>
-              <w:pStyle w:val="Normal"/>
-              <w:spacing w:lineRule="exact" w:line="264" w:before="0" w:after="20"/>
-              <w:rPr/>
-            </w:pPr>
-            <w:r>
-              <w:rPr>
-                <w:b w:val="false"/>
-                <w:bCs w:val="false"/>
-                <w:sz w:val="22"/>
-                <w:szCs w:val="22"/>
-              </w:rPr>
-              <w:t>4. Rasel Ratul (ID: 11220320827) - Backend Developer</w:t>
+              <w:t>Mahammad Hasan (ID: 11220320828)</w:t>
             </w:r>
           </w:p>
         </w:tc>
@@ -626,7 +578,116 @@
                 <w:sz w:val="22"/>
                 <w:szCs w:val="22"/>
               </w:rPr>
-              <w:t>Live Application Link</w:t>
+              <w:t>Team Member List with IDs</w:t>
+            </w:r>
+          </w:p>
+        </w:tc>
+        <w:tc>
+          <w:tcPr>
+            <w:tcW w:w="6425" w:type="dxa"/>
+            <w:tcBorders>
+              <w:top w:val="single" w:sz="4" w:space="0" w:color="000000"/>
+              <w:left w:val="single" w:sz="4" w:space="0" w:color="000000"/>
+              <w:bottom w:val="single" w:sz="4" w:space="0" w:color="000000"/>
+              <w:right w:val="single" w:sz="4" w:space="0" w:color="000000"/>
+            </w:tcBorders>
+            <w:vAlign w:val="center"/>
+          </w:tcPr>
+          <w:p>
+            <w:pPr>
+              <w:pStyle w:val="Normal"/>
+              <w:spacing w:lineRule="exact" w:line="264" w:before="0" w:after="20"/>
+              <w:rPr/>
+            </w:pPr>
+            <w:r>
+              <w:rPr>
+                <w:b w:val="false"/>
+                <w:bCs w:val="false"/>
+                <w:sz w:val="22"/>
+                <w:szCs w:val="22"/>
+              </w:rPr>
+              <w:t>1. Mahammad Hasan (ID: 11220320828) - Team Leader / Frontend Developer + UI/UX Designer</w:t>
+            </w:r>
+          </w:p>
+          <w:p>
+            <w:pPr>
+              <w:pStyle w:val="Normal"/>
+              <w:spacing w:lineRule="exact" w:line="264" w:before="0" w:after="20"/>
+              <w:rPr/>
+            </w:pPr>
+            <w:r>
+              <w:rPr>
+                <w:b w:val="false"/>
+                <w:bCs w:val="false"/>
+                <w:sz w:val="22"/>
+                <w:szCs w:val="22"/>
+              </w:rPr>
+              <w:t>2. Shanawaz Sakib (ID: 11220320916) - Core System Integration Engineer</w:t>
+            </w:r>
+          </w:p>
+          <w:p>
+            <w:pPr>
+              <w:pStyle w:val="Normal"/>
+              <w:spacing w:lineRule="exact" w:line="264" w:before="0" w:after="20"/>
+              <w:rPr/>
+            </w:pPr>
+            <w:r>
+              <w:rPr>
+                <w:b w:val="false"/>
+                <w:bCs w:val="false"/>
+                <w:sz w:val="22"/>
+                <w:szCs w:val="22"/>
+              </w:rPr>
+              <w:t>3. Ashikur Rahman Himel (ID: 11220320833) - Database Storage &amp; Quality Controller</w:t>
+            </w:r>
+          </w:p>
+          <w:p>
+            <w:pPr>
+              <w:pStyle w:val="Normal"/>
+              <w:spacing w:lineRule="exact" w:line="264" w:before="0" w:after="20"/>
+              <w:rPr/>
+            </w:pPr>
+            <w:r>
+              <w:rPr>
+                <w:b w:val="false"/>
+                <w:bCs w:val="false"/>
+                <w:sz w:val="22"/>
+                <w:szCs w:val="22"/>
+              </w:rPr>
+              <w:t>4. Rasel Ratul (ID: 11220320827) - Backend Developer</w:t>
+            </w:r>
+          </w:p>
+        </w:tc>
+      </w:tr>
+      <w:tr>
+        <w:trPr>
+          <w:cantSplit w:val="true"/>
+        </w:trPr>
+        <w:tc>
+          <w:tcPr>
+            <w:tcW w:w="2600" w:type="dxa"/>
+            <w:tcBorders>
+              <w:top w:val="single" w:sz="4" w:space="0" w:color="000000"/>
+              <w:left w:val="single" w:sz="4" w:space="0" w:color="000000"/>
+              <w:bottom w:val="single" w:sz="4" w:space="0" w:color="000000"/>
+              <w:right w:val="single" w:sz="4" w:space="0" w:color="000000"/>
+            </w:tcBorders>
+            <w:vAlign w:val="center"/>
+          </w:tcPr>
+          <w:p>
+            <w:pPr>
+              <w:pStyle w:val="Normal"/>
+              <w:spacing w:lineRule="exact" w:line="264" w:before="0" w:after="20"/>
+              <w:rPr/>
+            </w:pPr>
+            <w:r>
+              <w:rPr>
+                <w:b/>
+                <w:bCs/>
+                <w:sz w:val="22"/>
+                <w:szCs w:val="22"/>
+              </w:rPr>
+              <w:t>Deployment Link (Live URL)</w:t>
             </w:r>
           </w:p>
         </w:tc>

--- a/documentation/Week 12 Assignment — Documentation/CSE4204-8A-T05 APIDocumentation.docx
+++ b/documentation/Week 12 Assignment — Documentation/CSE4204-8A-T05 APIDocumentation.docx
@@ -2737,10 +2737,10 @@
         </w:tblCellMar>
       </w:tblPr>
       <w:tblGrid>
-        <w:gridCol w:w="1000"/>
-        <w:gridCol w:w="3699"/>
-        <w:gridCol w:w="701"/>
-        <w:gridCol w:w="3625"/>
+        <w:gridCol w:w="1149"/>
+        <w:gridCol w:w="3651"/>
+        <w:gridCol w:w="649"/>
+        <w:gridCol w:w="3576"/>
       </w:tblGrid>
       <w:tr>
         <w:trPr>
@@ -2748,7 +2748,7 @@
         </w:trPr>
         <w:tc>
           <w:tcPr>
-            <w:tcW w:w="1000" w:type="dxa"/>
+            <w:tcW w:w="1149" w:type="dxa"/>
             <w:tcBorders>
               <w:top w:val="single" w:sz="4" w:space="0" w:color="000000"/>
               <w:left w:val="single" w:sz="4" w:space="0" w:color="000000"/>
@@ -2777,7 +2777,7 @@
         </w:tc>
         <w:tc>
           <w:tcPr>
-            <w:tcW w:w="3699" w:type="dxa"/>
+            <w:tcW w:w="3651" w:type="dxa"/>
             <w:tcBorders>
               <w:top w:val="single" w:sz="4" w:space="0" w:color="000000"/>
               <w:left w:val="single" w:sz="4" w:space="0" w:color="000000"/>
@@ -2806,7 +2806,7 @@
         </w:tc>
         <w:tc>
           <w:tcPr>
-            <w:tcW w:w="701" w:type="dxa"/>
+            <w:tcW w:w="649" w:type="dxa"/>
             <w:tcBorders>
               <w:top w:val="single" w:sz="4" w:space="0" w:color="000000"/>
               <w:left w:val="single" w:sz="4" w:space="0" w:color="000000"/>
@@ -2835,7 +2835,7 @@
         </w:tc>
         <w:tc>
           <w:tcPr>
-            <w:tcW w:w="3625" w:type="dxa"/>
+            <w:tcW w:w="3576" w:type="dxa"/>
             <w:tcBorders>
               <w:top w:val="single" w:sz="4" w:space="0" w:color="000000"/>
               <w:left w:val="single" w:sz="4" w:space="0" w:color="000000"/>
@@ -2869,7 +2869,7 @@
         </w:trPr>
         <w:tc>
           <w:tcPr>
-            <w:tcW w:w="1000" w:type="dxa"/>
+            <w:tcW w:w="1149" w:type="dxa"/>
             <w:tcBorders>
               <w:top w:val="single" w:sz="4" w:space="0" w:color="000000"/>
               <w:left w:val="single" w:sz="4" w:space="0" w:color="000000"/>
@@ -2897,7 +2897,7 @@
         </w:tc>
         <w:tc>
           <w:tcPr>
-            <w:tcW w:w="3699" w:type="dxa"/>
+            <w:tcW w:w="3651" w:type="dxa"/>
             <w:tcBorders>
               <w:top w:val="single" w:sz="4" w:space="0" w:color="000000"/>
               <w:left w:val="single" w:sz="4" w:space="0" w:color="000000"/>
@@ -2926,29 +2926,29 @@
         </w:tc>
         <w:tc>
           <w:tcPr>
-            <w:tcW w:w="701" w:type="dxa"/>
-            <w:tcBorders>
-              <w:top w:val="single" w:sz="4" w:space="0" w:color="000000"/>
-              <w:left w:val="single" w:sz="4" w:space="0" w:color="000000"/>
-              <w:bottom w:val="single" w:sz="4" w:space="0" w:color="000000"/>
-              <w:right w:val="single" w:sz="4" w:space="0" w:color="000000"/>
-            </w:tcBorders>
-            <w:vAlign w:val="center"/>
-          </w:tcPr>
-          <w:p>
-            <w:pPr>
-              <w:pStyle w:val="Normal"/>
-              <w:spacing w:lineRule="exact" w:line="264" w:before="0" w:after="20"/>
-              <w:rPr/>
-            </w:pPr>
-            <w:r>
-              <w:rPr/>
-            </w:r>
-          </w:p>
-        </w:tc>
-        <w:tc>
-          <w:tcPr>
-            <w:tcW w:w="3625" w:type="dxa"/>
+            <w:tcW w:w="649" w:type="dxa"/>
+            <w:tcBorders>
+              <w:top w:val="single" w:sz="4" w:space="0" w:color="000000"/>
+              <w:left w:val="single" w:sz="4" w:space="0" w:color="000000"/>
+              <w:bottom w:val="single" w:sz="4" w:space="0" w:color="000000"/>
+              <w:right w:val="single" w:sz="4" w:space="0" w:color="000000"/>
+            </w:tcBorders>
+            <w:vAlign w:val="center"/>
+          </w:tcPr>
+          <w:p>
+            <w:pPr>
+              <w:pStyle w:val="Normal"/>
+              <w:spacing w:lineRule="exact" w:line="264" w:before="0" w:after="20"/>
+              <w:rPr/>
+            </w:pPr>
+            <w:r>
+              <w:rPr/>
+            </w:r>
+          </w:p>
+        </w:tc>
+        <w:tc>
+          <w:tcPr>
+            <w:tcW w:w="3576" w:type="dxa"/>
             <w:tcBorders>
               <w:top w:val="single" w:sz="4" w:space="0" w:color="000000"/>
               <w:left w:val="single" w:sz="4" w:space="0" w:color="000000"/>
@@ -2981,7 +2981,7 @@
         </w:trPr>
         <w:tc>
           <w:tcPr>
-            <w:tcW w:w="1000" w:type="dxa"/>
+            <w:tcW w:w="1149" w:type="dxa"/>
             <w:tcBorders>
               <w:top w:val="single" w:sz="4" w:space="0" w:color="000000"/>
               <w:left w:val="single" w:sz="4" w:space="0" w:color="000000"/>
@@ -3009,7 +3009,7 @@
         </w:tc>
         <w:tc>
           <w:tcPr>
-            <w:tcW w:w="3699" w:type="dxa"/>
+            <w:tcW w:w="3651" w:type="dxa"/>
             <w:tcBorders>
               <w:top w:val="single" w:sz="4" w:space="0" w:color="000000"/>
               <w:left w:val="single" w:sz="4" w:space="0" w:color="000000"/>
@@ -3038,29 +3038,29 @@
         </w:tc>
         <w:tc>
           <w:tcPr>
-            <w:tcW w:w="701" w:type="dxa"/>
-            <w:tcBorders>
-              <w:top w:val="single" w:sz="4" w:space="0" w:color="000000"/>
-              <w:left w:val="single" w:sz="4" w:space="0" w:color="000000"/>
-              <w:bottom w:val="single" w:sz="4" w:space="0" w:color="000000"/>
-              <w:right w:val="single" w:sz="4" w:space="0" w:color="000000"/>
-            </w:tcBorders>
-            <w:vAlign w:val="center"/>
-          </w:tcPr>
-          <w:p>
-            <w:pPr>
-              <w:pStyle w:val="Normal"/>
-              <w:spacing w:lineRule="exact" w:line="264" w:before="0" w:after="20"/>
-              <w:rPr/>
-            </w:pPr>
-            <w:r>
-              <w:rPr/>
-            </w:r>
-          </w:p>
-        </w:tc>
-        <w:tc>
-          <w:tcPr>
-            <w:tcW w:w="3625" w:type="dxa"/>
+            <w:tcW w:w="649" w:type="dxa"/>
+            <w:tcBorders>
+              <w:top w:val="single" w:sz="4" w:space="0" w:color="000000"/>
+              <w:left w:val="single" w:sz="4" w:space="0" w:color="000000"/>
+              <w:bottom w:val="single" w:sz="4" w:space="0" w:color="000000"/>
+              <w:right w:val="single" w:sz="4" w:space="0" w:color="000000"/>
+            </w:tcBorders>
+            <w:vAlign w:val="center"/>
+          </w:tcPr>
+          <w:p>
+            <w:pPr>
+              <w:pStyle w:val="Normal"/>
+              <w:spacing w:lineRule="exact" w:line="264" w:before="0" w:after="20"/>
+              <w:rPr/>
+            </w:pPr>
+            <w:r>
+              <w:rPr/>
+            </w:r>
+          </w:p>
+        </w:tc>
+        <w:tc>
+          <w:tcPr>
+            <w:tcW w:w="3576" w:type="dxa"/>
             <w:tcBorders>
               <w:top w:val="single" w:sz="4" w:space="0" w:color="000000"/>
               <w:left w:val="single" w:sz="4" w:space="0" w:color="000000"/>
@@ -3093,7 +3093,7 @@
         </w:trPr>
         <w:tc>
           <w:tcPr>
-            <w:tcW w:w="1000" w:type="dxa"/>
+            <w:tcW w:w="1149" w:type="dxa"/>
             <w:tcBorders>
               <w:top w:val="single" w:sz="4" w:space="0" w:color="000000"/>
               <w:left w:val="single" w:sz="4" w:space="0" w:color="000000"/>
@@ -3121,7 +3121,7 @@
         </w:tc>
         <w:tc>
           <w:tcPr>
-            <w:tcW w:w="3699" w:type="dxa"/>
+            <w:tcW w:w="3651" w:type="dxa"/>
             <w:tcBorders>
               <w:top w:val="single" w:sz="4" w:space="0" w:color="000000"/>
               <w:left w:val="single" w:sz="4" w:space="0" w:color="000000"/>
@@ -3150,29 +3150,29 @@
         </w:tc>
         <w:tc>
           <w:tcPr>
-            <w:tcW w:w="701" w:type="dxa"/>
-            <w:tcBorders>
-              <w:top w:val="single" w:sz="4" w:space="0" w:color="000000"/>
-              <w:left w:val="single" w:sz="4" w:space="0" w:color="000000"/>
-              <w:bottom w:val="single" w:sz="4" w:space="0" w:color="000000"/>
-              <w:right w:val="single" w:sz="4" w:space="0" w:color="000000"/>
-            </w:tcBorders>
-            <w:vAlign w:val="center"/>
-          </w:tcPr>
-          <w:p>
-            <w:pPr>
-              <w:pStyle w:val="Normal"/>
-              <w:spacing w:lineRule="exact" w:line="264" w:before="0" w:after="20"/>
-              <w:rPr/>
-            </w:pPr>
-            <w:r>
-              <w:rPr/>
-            </w:r>
-          </w:p>
-        </w:tc>
-        <w:tc>
-          <w:tcPr>
-            <w:tcW w:w="3625" w:type="dxa"/>
+            <w:tcW w:w="649" w:type="dxa"/>
+            <w:tcBorders>
+              <w:top w:val="single" w:sz="4" w:space="0" w:color="000000"/>
+              <w:left w:val="single" w:sz="4" w:space="0" w:color="000000"/>
+              <w:bottom w:val="single" w:sz="4" w:space="0" w:color="000000"/>
+              <w:right w:val="single" w:sz="4" w:space="0" w:color="000000"/>
+            </w:tcBorders>
+            <w:vAlign w:val="center"/>
+          </w:tcPr>
+          <w:p>
+            <w:pPr>
+              <w:pStyle w:val="Normal"/>
+              <w:spacing w:lineRule="exact" w:line="264" w:before="0" w:after="20"/>
+              <w:rPr/>
+            </w:pPr>
+            <w:r>
+              <w:rPr/>
+            </w:r>
+          </w:p>
+        </w:tc>
+        <w:tc>
+          <w:tcPr>
+            <w:tcW w:w="3576" w:type="dxa"/>
             <w:tcBorders>
               <w:top w:val="single" w:sz="4" w:space="0" w:color="000000"/>
               <w:left w:val="single" w:sz="4" w:space="0" w:color="000000"/>
@@ -3205,7 +3205,7 @@
         </w:trPr>
         <w:tc>
           <w:tcPr>
-            <w:tcW w:w="1000" w:type="dxa"/>
+            <w:tcW w:w="1149" w:type="dxa"/>
             <w:tcBorders>
               <w:top w:val="single" w:sz="4" w:space="0" w:color="000000"/>
               <w:left w:val="single" w:sz="4" w:space="0" w:color="000000"/>
@@ -3233,7 +3233,7 @@
         </w:tc>
         <w:tc>
           <w:tcPr>
-            <w:tcW w:w="3699" w:type="dxa"/>
+            <w:tcW w:w="3651" w:type="dxa"/>
             <w:tcBorders>
               <w:top w:val="single" w:sz="4" w:space="0" w:color="000000"/>
               <w:left w:val="single" w:sz="4" w:space="0" w:color="000000"/>
@@ -3262,29 +3262,29 @@
         </w:tc>
         <w:tc>
           <w:tcPr>
-            <w:tcW w:w="701" w:type="dxa"/>
-            <w:tcBorders>
-              <w:top w:val="single" w:sz="4" w:space="0" w:color="000000"/>
-              <w:left w:val="single" w:sz="4" w:space="0" w:color="000000"/>
-              <w:bottom w:val="single" w:sz="4" w:space="0" w:color="000000"/>
-              <w:right w:val="single" w:sz="4" w:space="0" w:color="000000"/>
-            </w:tcBorders>
-            <w:vAlign w:val="center"/>
-          </w:tcPr>
-          <w:p>
-            <w:pPr>
-              <w:pStyle w:val="Normal"/>
-              <w:spacing w:lineRule="exact" w:line="264" w:before="0" w:after="20"/>
-              <w:rPr/>
-            </w:pPr>
-            <w:r>
-              <w:rPr/>
-            </w:r>
-          </w:p>
-        </w:tc>
-        <w:tc>
-          <w:tcPr>
-            <w:tcW w:w="3625" w:type="dxa"/>
+            <w:tcW w:w="649" w:type="dxa"/>
+            <w:tcBorders>
+              <w:top w:val="single" w:sz="4" w:space="0" w:color="000000"/>
+              <w:left w:val="single" w:sz="4" w:space="0" w:color="000000"/>
+              <w:bottom w:val="single" w:sz="4" w:space="0" w:color="000000"/>
+              <w:right w:val="single" w:sz="4" w:space="0" w:color="000000"/>
+            </w:tcBorders>
+            <w:vAlign w:val="center"/>
+          </w:tcPr>
+          <w:p>
+            <w:pPr>
+              <w:pStyle w:val="Normal"/>
+              <w:spacing w:lineRule="exact" w:line="264" w:before="0" w:after="20"/>
+              <w:rPr/>
+            </w:pPr>
+            <w:r>
+              <w:rPr/>
+            </w:r>
+          </w:p>
+        </w:tc>
+        <w:tc>
+          <w:tcPr>
+            <w:tcW w:w="3576" w:type="dxa"/>
             <w:tcBorders>
               <w:top w:val="single" w:sz="4" w:space="0" w:color="000000"/>
               <w:left w:val="single" w:sz="4" w:space="0" w:color="000000"/>
@@ -3317,7 +3317,7 @@
         </w:trPr>
         <w:tc>
           <w:tcPr>
-            <w:tcW w:w="1000" w:type="dxa"/>
+            <w:tcW w:w="1149" w:type="dxa"/>
             <w:tcBorders>
               <w:top w:val="single" w:sz="4" w:space="0" w:color="000000"/>
               <w:left w:val="single" w:sz="4" w:space="0" w:color="000000"/>
@@ -3345,7 +3345,7 @@
         </w:tc>
         <w:tc>
           <w:tcPr>
-            <w:tcW w:w="3699" w:type="dxa"/>
+            <w:tcW w:w="3651" w:type="dxa"/>
             <w:tcBorders>
               <w:top w:val="single" w:sz="4" w:space="0" w:color="000000"/>
               <w:left w:val="single" w:sz="4" w:space="0" w:color="000000"/>
@@ -3374,7 +3374,7 @@
         </w:tc>
         <w:tc>
           <w:tcPr>
-            <w:tcW w:w="701" w:type="dxa"/>
+            <w:tcW w:w="649" w:type="dxa"/>
             <w:tcBorders>
               <w:top w:val="single" w:sz="4" w:space="0" w:color="000000"/>
               <w:left w:val="single" w:sz="4" w:space="0" w:color="000000"/>
@@ -3402,7 +3402,7 @@
         </w:tc>
         <w:tc>
           <w:tcPr>
-            <w:tcW w:w="3625" w:type="dxa"/>
+            <w:tcW w:w="3576" w:type="dxa"/>
             <w:tcBorders>
               <w:top w:val="single" w:sz="4" w:space="0" w:color="000000"/>
               <w:left w:val="single" w:sz="4" w:space="0" w:color="000000"/>
@@ -3435,7 +3435,7 @@
         </w:trPr>
         <w:tc>
           <w:tcPr>
-            <w:tcW w:w="1000" w:type="dxa"/>
+            <w:tcW w:w="1149" w:type="dxa"/>
             <w:tcBorders>
               <w:top w:val="single" w:sz="4" w:space="0" w:color="000000"/>
               <w:left w:val="single" w:sz="4" w:space="0" w:color="000000"/>
@@ -3463,7 +3463,7 @@
         </w:tc>
         <w:tc>
           <w:tcPr>
-            <w:tcW w:w="3699" w:type="dxa"/>
+            <w:tcW w:w="3651" w:type="dxa"/>
             <w:tcBorders>
               <w:top w:val="single" w:sz="4" w:space="0" w:color="000000"/>
               <w:left w:val="single" w:sz="4" w:space="0" w:color="000000"/>
@@ -3492,7 +3492,7 @@
         </w:tc>
         <w:tc>
           <w:tcPr>
-            <w:tcW w:w="701" w:type="dxa"/>
+            <w:tcW w:w="649" w:type="dxa"/>
             <w:tcBorders>
               <w:top w:val="single" w:sz="4" w:space="0" w:color="000000"/>
               <w:left w:val="single" w:sz="4" w:space="0" w:color="000000"/>
@@ -3520,7 +3520,7 @@
         </w:tc>
         <w:tc>
           <w:tcPr>
-            <w:tcW w:w="3625" w:type="dxa"/>
+            <w:tcW w:w="3576" w:type="dxa"/>
             <w:tcBorders>
               <w:top w:val="single" w:sz="4" w:space="0" w:color="000000"/>
               <w:left w:val="single" w:sz="4" w:space="0" w:color="000000"/>
@@ -3553,7 +3553,7 @@
         </w:trPr>
         <w:tc>
           <w:tcPr>
-            <w:tcW w:w="1000" w:type="dxa"/>
+            <w:tcW w:w="1149" w:type="dxa"/>
             <w:tcBorders>
               <w:top w:val="single" w:sz="4" w:space="0" w:color="000000"/>
               <w:left w:val="single" w:sz="4" w:space="0" w:color="000000"/>
@@ -3581,7 +3581,7 @@
         </w:tc>
         <w:tc>
           <w:tcPr>
-            <w:tcW w:w="3699" w:type="dxa"/>
+            <w:tcW w:w="3651" w:type="dxa"/>
             <w:tcBorders>
               <w:top w:val="single" w:sz="4" w:space="0" w:color="000000"/>
               <w:left w:val="single" w:sz="4" w:space="0" w:color="000000"/>
@@ -3610,7 +3610,7 @@
         </w:tc>
         <w:tc>
           <w:tcPr>
-            <w:tcW w:w="701" w:type="dxa"/>
+            <w:tcW w:w="649" w:type="dxa"/>
             <w:tcBorders>
               <w:top w:val="single" w:sz="4" w:space="0" w:color="000000"/>
               <w:left w:val="single" w:sz="4" w:space="0" w:color="000000"/>
@@ -3638,7 +3638,7 @@
         </w:tc>
         <w:tc>
           <w:tcPr>
-            <w:tcW w:w="3625" w:type="dxa"/>
+            <w:tcW w:w="3576" w:type="dxa"/>
             <w:tcBorders>
               <w:top w:val="single" w:sz="4" w:space="0" w:color="000000"/>
               <w:left w:val="single" w:sz="4" w:space="0" w:color="000000"/>
@@ -3671,7 +3671,7 @@
         </w:trPr>
         <w:tc>
           <w:tcPr>
-            <w:tcW w:w="1000" w:type="dxa"/>
+            <w:tcW w:w="1149" w:type="dxa"/>
             <w:tcBorders>
               <w:top w:val="single" w:sz="4" w:space="0" w:color="000000"/>
               <w:left w:val="single" w:sz="4" w:space="0" w:color="000000"/>
@@ -3699,7 +3699,7 @@
         </w:tc>
         <w:tc>
           <w:tcPr>
-            <w:tcW w:w="3699" w:type="dxa"/>
+            <w:tcW w:w="3651" w:type="dxa"/>
             <w:tcBorders>
               <w:top w:val="single" w:sz="4" w:space="0" w:color="000000"/>
               <w:left w:val="single" w:sz="4" w:space="0" w:color="000000"/>
@@ -3728,7 +3728,7 @@
         </w:tc>
         <w:tc>
           <w:tcPr>
-            <w:tcW w:w="701" w:type="dxa"/>
+            <w:tcW w:w="649" w:type="dxa"/>
             <w:tcBorders>
               <w:top w:val="single" w:sz="4" w:space="0" w:color="000000"/>
               <w:left w:val="single" w:sz="4" w:space="0" w:color="000000"/>
@@ -3756,7 +3756,7 @@
         </w:tc>
         <w:tc>
           <w:tcPr>
-            <w:tcW w:w="3625" w:type="dxa"/>
+            <w:tcW w:w="3576" w:type="dxa"/>
             <w:tcBorders>
               <w:top w:val="single" w:sz="4" w:space="0" w:color="000000"/>
               <w:left w:val="single" w:sz="4" w:space="0" w:color="000000"/>
@@ -3789,7 +3789,7 @@
         </w:trPr>
         <w:tc>
           <w:tcPr>
-            <w:tcW w:w="1000" w:type="dxa"/>
+            <w:tcW w:w="1149" w:type="dxa"/>
             <w:tcBorders>
               <w:top w:val="single" w:sz="4" w:space="0" w:color="000000"/>
               <w:left w:val="single" w:sz="4" w:space="0" w:color="000000"/>
@@ -3817,7 +3817,7 @@
         </w:tc>
         <w:tc>
           <w:tcPr>
-            <w:tcW w:w="3699" w:type="dxa"/>
+            <w:tcW w:w="3651" w:type="dxa"/>
             <w:tcBorders>
               <w:top w:val="single" w:sz="4" w:space="0" w:color="000000"/>
               <w:left w:val="single" w:sz="4" w:space="0" w:color="000000"/>
@@ -3846,7 +3846,7 @@
         </w:tc>
         <w:tc>
           <w:tcPr>
-            <w:tcW w:w="701" w:type="dxa"/>
+            <w:tcW w:w="649" w:type="dxa"/>
             <w:tcBorders>
               <w:top w:val="single" w:sz="4" w:space="0" w:color="000000"/>
               <w:left w:val="single" w:sz="4" w:space="0" w:color="000000"/>
@@ -3874,7 +3874,7 @@
         </w:tc>
         <w:tc>
           <w:tcPr>
-            <w:tcW w:w="3625" w:type="dxa"/>
+            <w:tcW w:w="3576" w:type="dxa"/>
             <w:tcBorders>
               <w:top w:val="single" w:sz="4" w:space="0" w:color="000000"/>
               <w:left w:val="single" w:sz="4" w:space="0" w:color="000000"/>
@@ -3907,7 +3907,7 @@
         </w:trPr>
         <w:tc>
           <w:tcPr>
-            <w:tcW w:w="1000" w:type="dxa"/>
+            <w:tcW w:w="1149" w:type="dxa"/>
             <w:tcBorders>
               <w:top w:val="single" w:sz="4" w:space="0" w:color="000000"/>
               <w:left w:val="single" w:sz="4" w:space="0" w:color="000000"/>
@@ -3935,7 +3935,7 @@
         </w:tc>
         <w:tc>
           <w:tcPr>
-            <w:tcW w:w="3699" w:type="dxa"/>
+            <w:tcW w:w="3651" w:type="dxa"/>
             <w:tcBorders>
               <w:top w:val="single" w:sz="4" w:space="0" w:color="000000"/>
               <w:left w:val="single" w:sz="4" w:space="0" w:color="000000"/>
@@ -3964,7 +3964,7 @@
         </w:tc>
         <w:tc>
           <w:tcPr>
-            <w:tcW w:w="701" w:type="dxa"/>
+            <w:tcW w:w="649" w:type="dxa"/>
             <w:tcBorders>
               <w:top w:val="single" w:sz="4" w:space="0" w:color="000000"/>
               <w:left w:val="single" w:sz="4" w:space="0" w:color="000000"/>
@@ -3992,7 +3992,7 @@
         </w:tc>
         <w:tc>
           <w:tcPr>
-            <w:tcW w:w="3625" w:type="dxa"/>
+            <w:tcW w:w="3576" w:type="dxa"/>
             <w:tcBorders>
               <w:top w:val="single" w:sz="4" w:space="0" w:color="000000"/>
               <w:left w:val="single" w:sz="4" w:space="0" w:color="000000"/>
@@ -4025,7 +4025,7 @@
         </w:trPr>
         <w:tc>
           <w:tcPr>
-            <w:tcW w:w="1000" w:type="dxa"/>
+            <w:tcW w:w="1149" w:type="dxa"/>
             <w:tcBorders>
               <w:top w:val="single" w:sz="4" w:space="0" w:color="000000"/>
               <w:left w:val="single" w:sz="4" w:space="0" w:color="000000"/>
@@ -4053,7 +4053,7 @@
         </w:tc>
         <w:tc>
           <w:tcPr>
-            <w:tcW w:w="3699" w:type="dxa"/>
+            <w:tcW w:w="3651" w:type="dxa"/>
             <w:tcBorders>
               <w:top w:val="single" w:sz="4" w:space="0" w:color="000000"/>
               <w:left w:val="single" w:sz="4" w:space="0" w:color="000000"/>
@@ -4082,7 +4082,7 @@
         </w:tc>
         <w:tc>
           <w:tcPr>
-            <w:tcW w:w="701" w:type="dxa"/>
+            <w:tcW w:w="649" w:type="dxa"/>
             <w:tcBorders>
               <w:top w:val="single" w:sz="4" w:space="0" w:color="000000"/>
               <w:left w:val="single" w:sz="4" w:space="0" w:color="000000"/>
@@ -4110,7 +4110,7 @@
         </w:tc>
         <w:tc>
           <w:tcPr>
-            <w:tcW w:w="3625" w:type="dxa"/>
+            <w:tcW w:w="3576" w:type="dxa"/>
             <w:tcBorders>
               <w:top w:val="single" w:sz="4" w:space="0" w:color="000000"/>
               <w:left w:val="single" w:sz="4" w:space="0" w:color="000000"/>
@@ -4143,7 +4143,7 @@
         </w:trPr>
         <w:tc>
           <w:tcPr>
-            <w:tcW w:w="1000" w:type="dxa"/>
+            <w:tcW w:w="1149" w:type="dxa"/>
             <w:tcBorders>
               <w:top w:val="single" w:sz="4" w:space="0" w:color="000000"/>
               <w:left w:val="single" w:sz="4" w:space="0" w:color="000000"/>
@@ -4171,7 +4171,7 @@
         </w:tc>
         <w:tc>
           <w:tcPr>
-            <w:tcW w:w="3699" w:type="dxa"/>
+            <w:tcW w:w="3651" w:type="dxa"/>
             <w:tcBorders>
               <w:top w:val="single" w:sz="4" w:space="0" w:color="000000"/>
               <w:left w:val="single" w:sz="4" w:space="0" w:color="000000"/>
@@ -4200,7 +4200,7 @@
         </w:tc>
         <w:tc>
           <w:tcPr>
-            <w:tcW w:w="701" w:type="dxa"/>
+            <w:tcW w:w="649" w:type="dxa"/>
             <w:tcBorders>
               <w:top w:val="single" w:sz="4" w:space="0" w:color="000000"/>
               <w:left w:val="single" w:sz="4" w:space="0" w:color="000000"/>
@@ -4228,7 +4228,7 @@
         </w:tc>
         <w:tc>
           <w:tcPr>
-            <w:tcW w:w="3625" w:type="dxa"/>
+            <w:tcW w:w="3576" w:type="dxa"/>
             <w:tcBorders>
               <w:top w:val="single" w:sz="4" w:space="0" w:color="000000"/>
               <w:left w:val="single" w:sz="4" w:space="0" w:color="000000"/>
@@ -4261,7 +4261,7 @@
         </w:trPr>
         <w:tc>
           <w:tcPr>
-            <w:tcW w:w="1000" w:type="dxa"/>
+            <w:tcW w:w="1149" w:type="dxa"/>
             <w:tcBorders>
               <w:top w:val="single" w:sz="4" w:space="0" w:color="000000"/>
               <w:left w:val="single" w:sz="4" w:space="0" w:color="000000"/>
@@ -4289,7 +4289,7 @@
         </w:tc>
         <w:tc>
           <w:tcPr>
-            <w:tcW w:w="3699" w:type="dxa"/>
+            <w:tcW w:w="3651" w:type="dxa"/>
             <w:tcBorders>
               <w:top w:val="single" w:sz="4" w:space="0" w:color="000000"/>
               <w:left w:val="single" w:sz="4" w:space="0" w:color="000000"/>
@@ -4318,7 +4318,7 @@
         </w:tc>
         <w:tc>
           <w:tcPr>
-            <w:tcW w:w="701" w:type="dxa"/>
+            <w:tcW w:w="649" w:type="dxa"/>
             <w:tcBorders>
               <w:top w:val="single" w:sz="4" w:space="0" w:color="000000"/>
               <w:left w:val="single" w:sz="4" w:space="0" w:color="000000"/>
@@ -4346,7 +4346,7 @@
         </w:tc>
         <w:tc>
           <w:tcPr>
-            <w:tcW w:w="3625" w:type="dxa"/>
+            <w:tcW w:w="3576" w:type="dxa"/>
             <w:tcBorders>
               <w:top w:val="single" w:sz="4" w:space="0" w:color="000000"/>
               <w:left w:val="single" w:sz="4" w:space="0" w:color="000000"/>
@@ -4379,7 +4379,7 @@
         </w:trPr>
         <w:tc>
           <w:tcPr>
-            <w:tcW w:w="1000" w:type="dxa"/>
+            <w:tcW w:w="1149" w:type="dxa"/>
             <w:tcBorders>
               <w:top w:val="single" w:sz="4" w:space="0" w:color="000000"/>
               <w:left w:val="single" w:sz="4" w:space="0" w:color="000000"/>
@@ -4407,7 +4407,7 @@
         </w:tc>
         <w:tc>
           <w:tcPr>
-            <w:tcW w:w="3699" w:type="dxa"/>
+            <w:tcW w:w="3651" w:type="dxa"/>
             <w:tcBorders>
               <w:top w:val="single" w:sz="4" w:space="0" w:color="000000"/>
               <w:left w:val="single" w:sz="4" w:space="0" w:color="000000"/>
@@ -4436,7 +4436,7 @@
         </w:tc>
         <w:tc>
           <w:tcPr>
-            <w:tcW w:w="701" w:type="dxa"/>
+            <w:tcW w:w="649" w:type="dxa"/>
             <w:tcBorders>
               <w:top w:val="single" w:sz="4" w:space="0" w:color="000000"/>
               <w:left w:val="single" w:sz="4" w:space="0" w:color="000000"/>
@@ -4464,7 +4464,7 @@
         </w:tc>
         <w:tc>
           <w:tcPr>
-            <w:tcW w:w="3625" w:type="dxa"/>
+            <w:tcW w:w="3576" w:type="dxa"/>
             <w:tcBorders>
               <w:top w:val="single" w:sz="4" w:space="0" w:color="000000"/>
               <w:left w:val="single" w:sz="4" w:space="0" w:color="000000"/>
@@ -4497,7 +4497,7 @@
         </w:trPr>
         <w:tc>
           <w:tcPr>
-            <w:tcW w:w="1000" w:type="dxa"/>
+            <w:tcW w:w="1149" w:type="dxa"/>
             <w:tcBorders>
               <w:top w:val="single" w:sz="4" w:space="0" w:color="000000"/>
               <w:left w:val="single" w:sz="4" w:space="0" w:color="000000"/>
@@ -4525,7 +4525,7 @@
         </w:tc>
         <w:tc>
           <w:tcPr>
-            <w:tcW w:w="3699" w:type="dxa"/>
+            <w:tcW w:w="3651" w:type="dxa"/>
             <w:tcBorders>
               <w:top w:val="single" w:sz="4" w:space="0" w:color="000000"/>
               <w:left w:val="single" w:sz="4" w:space="0" w:color="000000"/>
@@ -4554,7 +4554,7 @@
         </w:tc>
         <w:tc>
           <w:tcPr>
-            <w:tcW w:w="701" w:type="dxa"/>
+            <w:tcW w:w="649" w:type="dxa"/>
             <w:tcBorders>
               <w:top w:val="single" w:sz="4" w:space="0" w:color="000000"/>
               <w:left w:val="single" w:sz="4" w:space="0" w:color="000000"/>
@@ -4582,7 +4582,7 @@
         </w:tc>
         <w:tc>
           <w:tcPr>
-            <w:tcW w:w="3625" w:type="dxa"/>
+            <w:tcW w:w="3576" w:type="dxa"/>
             <w:tcBorders>
               <w:top w:val="single" w:sz="4" w:space="0" w:color="000000"/>
               <w:left w:val="single" w:sz="4" w:space="0" w:color="000000"/>
@@ -4615,7 +4615,7 @@
         </w:trPr>
         <w:tc>
           <w:tcPr>
-            <w:tcW w:w="1000" w:type="dxa"/>
+            <w:tcW w:w="1149" w:type="dxa"/>
             <w:tcBorders>
               <w:top w:val="single" w:sz="4" w:space="0" w:color="000000"/>
               <w:left w:val="single" w:sz="4" w:space="0" w:color="000000"/>
@@ -4643,7 +4643,7 @@
         </w:tc>
         <w:tc>
           <w:tcPr>
-            <w:tcW w:w="3699" w:type="dxa"/>
+            <w:tcW w:w="3651" w:type="dxa"/>
             <w:tcBorders>
               <w:top w:val="single" w:sz="4" w:space="0" w:color="000000"/>
               <w:left w:val="single" w:sz="4" w:space="0" w:color="000000"/>
@@ -4672,7 +4672,7 @@
         </w:tc>
         <w:tc>
           <w:tcPr>
-            <w:tcW w:w="701" w:type="dxa"/>
+            <w:tcW w:w="649" w:type="dxa"/>
             <w:tcBorders>
               <w:top w:val="single" w:sz="4" w:space="0" w:color="000000"/>
               <w:left w:val="single" w:sz="4" w:space="0" w:color="000000"/>
@@ -4700,7 +4700,7 @@
         </w:tc>
         <w:tc>
           <w:tcPr>
-            <w:tcW w:w="3625" w:type="dxa"/>
+            <w:tcW w:w="3576" w:type="dxa"/>
             <w:tcBorders>
               <w:top w:val="single" w:sz="4" w:space="0" w:color="000000"/>
               <w:left w:val="single" w:sz="4" w:space="0" w:color="000000"/>
@@ -4752,7 +4752,7 @@
         </w:trPr>
         <w:tc>
           <w:tcPr>
-            <w:tcW w:w="1000" w:type="dxa"/>
+            <w:tcW w:w="1149" w:type="dxa"/>
             <w:tcBorders>
               <w:top w:val="single" w:sz="4" w:space="0" w:color="000000"/>
               <w:left w:val="single" w:sz="4" w:space="0" w:color="000000"/>
@@ -4780,7 +4780,7 @@
         </w:tc>
         <w:tc>
           <w:tcPr>
-            <w:tcW w:w="3699" w:type="dxa"/>
+            <w:tcW w:w="3651" w:type="dxa"/>
             <w:tcBorders>
               <w:top w:val="single" w:sz="4" w:space="0" w:color="000000"/>
               <w:left w:val="single" w:sz="4" w:space="0" w:color="000000"/>
@@ -4809,7 +4809,7 @@
         </w:tc>
         <w:tc>
           <w:tcPr>
-            <w:tcW w:w="701" w:type="dxa"/>
+            <w:tcW w:w="649" w:type="dxa"/>
             <w:tcBorders>
               <w:top w:val="single" w:sz="4" w:space="0" w:color="000000"/>
               <w:left w:val="single" w:sz="4" w:space="0" w:color="000000"/>
@@ -4837,7 +4837,7 @@
         </w:tc>
         <w:tc>
           <w:tcPr>
-            <w:tcW w:w="3625" w:type="dxa"/>
+            <w:tcW w:w="3576" w:type="dxa"/>
             <w:tcBorders>
               <w:top w:val="single" w:sz="4" w:space="0" w:color="000000"/>
               <w:left w:val="single" w:sz="4" w:space="0" w:color="000000"/>
@@ -4870,7 +4870,7 @@
         </w:trPr>
         <w:tc>
           <w:tcPr>
-            <w:tcW w:w="1000" w:type="dxa"/>
+            <w:tcW w:w="1149" w:type="dxa"/>
             <w:tcBorders>
               <w:top w:val="single" w:sz="4" w:space="0" w:color="000000"/>
               <w:left w:val="single" w:sz="4" w:space="0" w:color="000000"/>
@@ -4898,7 +4898,7 @@
         </w:tc>
         <w:tc>
           <w:tcPr>
-            <w:tcW w:w="3699" w:type="dxa"/>
+            <w:tcW w:w="3651" w:type="dxa"/>
             <w:tcBorders>
               <w:top w:val="single" w:sz="4" w:space="0" w:color="000000"/>
               <w:left w:val="single" w:sz="4" w:space="0" w:color="000000"/>
@@ -4927,7 +4927,7 @@
         </w:tc>
         <w:tc>
           <w:tcPr>
-            <w:tcW w:w="701" w:type="dxa"/>
+            <w:tcW w:w="649" w:type="dxa"/>
             <w:tcBorders>
               <w:top w:val="single" w:sz="4" w:space="0" w:color="000000"/>
               <w:left w:val="single" w:sz="4" w:space="0" w:color="000000"/>
@@ -4955,7 +4955,7 @@
         </w:tc>
         <w:tc>
           <w:tcPr>
-            <w:tcW w:w="3625" w:type="dxa"/>
+            <w:tcW w:w="3576" w:type="dxa"/>
             <w:tcBorders>
               <w:top w:val="single" w:sz="4" w:space="0" w:color="000000"/>
               <w:left w:val="single" w:sz="4" w:space="0" w:color="000000"/>
@@ -4988,7 +4988,7 @@
         </w:trPr>
         <w:tc>
           <w:tcPr>
-            <w:tcW w:w="1000" w:type="dxa"/>
+            <w:tcW w:w="1149" w:type="dxa"/>
             <w:tcBorders>
               <w:top w:val="single" w:sz="4" w:space="0" w:color="000000"/>
               <w:left w:val="single" w:sz="4" w:space="0" w:color="000000"/>
@@ -5016,7 +5016,7 @@
         </w:tc>
         <w:tc>
           <w:tcPr>
-            <w:tcW w:w="3699" w:type="dxa"/>
+            <w:tcW w:w="3651" w:type="dxa"/>
             <w:tcBorders>
               <w:top w:val="single" w:sz="4" w:space="0" w:color="000000"/>
               <w:left w:val="single" w:sz="4" w:space="0" w:color="000000"/>
@@ -5045,7 +5045,7 @@
         </w:tc>
         <w:tc>
           <w:tcPr>
-            <w:tcW w:w="701" w:type="dxa"/>
+            <w:tcW w:w="649" w:type="dxa"/>
             <w:tcBorders>
               <w:top w:val="single" w:sz="4" w:space="0" w:color="000000"/>
               <w:left w:val="single" w:sz="4" w:space="0" w:color="000000"/>
@@ -5073,7 +5073,7 @@
         </w:tc>
         <w:tc>
           <w:tcPr>
-            <w:tcW w:w="3625" w:type="dxa"/>
+            <w:tcW w:w="3576" w:type="dxa"/>
             <w:tcBorders>
               <w:top w:val="single" w:sz="4" w:space="0" w:color="000000"/>
               <w:left w:val="single" w:sz="4" w:space="0" w:color="000000"/>
@@ -5106,7 +5106,7 @@
         </w:trPr>
         <w:tc>
           <w:tcPr>
-            <w:tcW w:w="1000" w:type="dxa"/>
+            <w:tcW w:w="1149" w:type="dxa"/>
             <w:tcBorders>
               <w:top w:val="single" w:sz="4" w:space="0" w:color="000000"/>
               <w:left w:val="single" w:sz="4" w:space="0" w:color="000000"/>
@@ -5134,7 +5134,7 @@
         </w:tc>
         <w:tc>
           <w:tcPr>
-            <w:tcW w:w="3699" w:type="dxa"/>
+            <w:tcW w:w="3651" w:type="dxa"/>
             <w:tcBorders>
               <w:top w:val="single" w:sz="4" w:space="0" w:color="000000"/>
               <w:left w:val="single" w:sz="4" w:space="0" w:color="000000"/>
@@ -5163,7 +5163,7 @@
         </w:tc>
         <w:tc>
           <w:tcPr>
-            <w:tcW w:w="701" w:type="dxa"/>
+            <w:tcW w:w="649" w:type="dxa"/>
             <w:tcBorders>
               <w:top w:val="single" w:sz="4" w:space="0" w:color="000000"/>
               <w:left w:val="single" w:sz="4" w:space="0" w:color="000000"/>
@@ -5191,7 +5191,7 @@
         </w:tc>
         <w:tc>
           <w:tcPr>
-            <w:tcW w:w="3625" w:type="dxa"/>
+            <w:tcW w:w="3576" w:type="dxa"/>
             <w:tcBorders>
               <w:top w:val="single" w:sz="4" w:space="0" w:color="000000"/>
               <w:left w:val="single" w:sz="4" w:space="0" w:color="000000"/>
@@ -5224,7 +5224,7 @@
         </w:trPr>
         <w:tc>
           <w:tcPr>
-            <w:tcW w:w="1000" w:type="dxa"/>
+            <w:tcW w:w="1149" w:type="dxa"/>
             <w:tcBorders>
               <w:top w:val="single" w:sz="4" w:space="0" w:color="000000"/>
               <w:left w:val="single" w:sz="4" w:space="0" w:color="000000"/>
@@ -5252,7 +5252,7 @@
         </w:tc>
         <w:tc>
           <w:tcPr>
-            <w:tcW w:w="3699" w:type="dxa"/>
+            <w:tcW w:w="3651" w:type="dxa"/>
             <w:tcBorders>
               <w:top w:val="single" w:sz="4" w:space="0" w:color="000000"/>
               <w:left w:val="single" w:sz="4" w:space="0" w:color="000000"/>
@@ -5281,7 +5281,7 @@
         </w:tc>
         <w:tc>
           <w:tcPr>
-            <w:tcW w:w="701" w:type="dxa"/>
+            <w:tcW w:w="649" w:type="dxa"/>
             <w:tcBorders>
               <w:top w:val="single" w:sz="4" w:space="0" w:color="000000"/>
               <w:left w:val="single" w:sz="4" w:space="0" w:color="000000"/>
@@ -5309,7 +5309,7 @@
         </w:tc>
         <w:tc>
           <w:tcPr>
-            <w:tcW w:w="3625" w:type="dxa"/>
+            <w:tcW w:w="3576" w:type="dxa"/>
             <w:tcBorders>
               <w:top w:val="single" w:sz="4" w:space="0" w:color="000000"/>
               <w:left w:val="single" w:sz="4" w:space="0" w:color="000000"/>

--- a/documentation/Week 12 Assignment — Documentation/CSE4204-8A-T05 APIDocumentation.docx
+++ b/documentation/Week 12 Assignment — Documentation/CSE4204-8A-T05 APIDocumentation.docx
@@ -5,7 +5,55 @@
     <w:p>
       <w:pPr>
         <w:pStyle w:val="Normal"/>
-        <w:spacing w:lineRule="exact" w:line="276" w:before="600" w:after="40"/>
+        <w:spacing w:lineRule="auto" w:line="240" w:before="0" w:after="240"/>
+        <w:jc w:val="center"/>
+        <w:rPr/>
+      </w:pPr>
+      <w:r>
+        <w:rPr/>
+        <w:drawing>
+          <wp:inline distT="0" distB="0" distL="0" distR="0">
+            <wp:extent cx="1400175" cy="1647825"/>
+            <wp:effectExtent l="0" t="0" r="0" b="0"/>
+            <wp:docPr id="1" name="nubtk-logo" descr="NUBT Khulna logo&#10;Northern University of Business and Technology Khulna logo"/>
+            <wp:cNvGraphicFramePr>
+              <a:graphicFrameLocks xmlns:a="http://schemas.openxmlformats.org/drawingml/2006/main" noChangeAspect="1"/>
+            </wp:cNvGraphicFramePr>
+            <a:graphic xmlns:a="http://schemas.openxmlformats.org/drawingml/2006/main">
+              <a:graphicData uri="http://schemas.openxmlformats.org/drawingml/2006/picture">
+                <pic:pic xmlns:pic="http://schemas.openxmlformats.org/drawingml/2006/picture">
+                  <pic:nvPicPr>
+                    <pic:cNvPr id="1" name="nubtk-logo" descr="NUBT Khulna logo&#10;Northern University of Business and Technology Khulna logo"/>
+                    <pic:cNvPicPr>
+                      <a:picLocks noChangeAspect="1" noChangeArrowheads="1"/>
+                    </pic:cNvPicPr>
+                  </pic:nvPicPr>
+                  <pic:blipFill>
+                    <a:blip r:embed="rId2"/>
+                    <a:stretch>
+                      <a:fillRect/>
+                    </a:stretch>
+                  </pic:blipFill>
+                  <pic:spPr bwMode="auto">
+                    <a:xfrm>
+                      <a:off x="0" y="0"/>
+                      <a:ext cx="1400175" cy="1647825"/>
+                    </a:xfrm>
+                    <a:prstGeom prst="rect">
+                      <a:avLst/>
+                    </a:prstGeom>
+                  </pic:spPr>
+                </pic:pic>
+              </a:graphicData>
+            </a:graphic>
+          </wp:inline>
+        </w:drawing>
+      </w:r>
+    </w:p>
+    <w:p>
+      <w:pPr>
+        <w:pStyle w:val="Normal"/>
+        <w:spacing w:lineRule="exact" w:line="276" w:before="0" w:after="40"/>
         <w:jc w:val="center"/>
         <w:rPr/>
       </w:pPr>
@@ -23,7 +71,7 @@
     <w:p>
       <w:pPr>
         <w:pStyle w:val="Normal"/>
-        <w:spacing w:lineRule="exact" w:line="276" w:before="0" w:after="1400"/>
+        <w:spacing w:lineRule="exact" w:line="276" w:before="0" w:after="1300"/>
         <w:jc w:val="center"/>
         <w:rPr/>
       </w:pPr>
@@ -39,7 +87,7 @@
     <w:p>
       <w:pPr>
         <w:pStyle w:val="Normal"/>
-        <w:spacing w:lineRule="exact" w:line="276" w:before="0" w:after="800"/>
+        <w:spacing w:lineRule="exact" w:line="276" w:before="0" w:after="900"/>
         <w:jc w:val="center"/>
         <w:rPr/>
       </w:pPr>
@@ -95,7 +143,7 @@
     <w:p>
       <w:pPr>
         <w:pStyle w:val="Normal"/>
-        <w:spacing w:lineRule="exact" w:line="276" w:before="0" w:after="2600"/>
+        <w:spacing w:lineRule="exact" w:line="276" w:before="0" w:after="2300"/>
         <w:jc w:val="center"/>
         <w:rPr/>
       </w:pPr>
@@ -708,7 +756,7 @@
               <w:spacing w:lineRule="exact" w:line="264" w:before="0" w:after="20"/>
               <w:rPr/>
             </w:pPr>
-            <w:hyperlink r:id="rId2">
+            <w:hyperlink r:id="rId3">
               <w:r>
                 <w:rPr>
                   <w:rStyle w:val="ListLabel11"/>
@@ -774,7 +822,7 @@
               <w:spacing w:lineRule="exact" w:line="264" w:before="0" w:after="20"/>
               <w:rPr/>
             </w:pPr>
-            <w:hyperlink r:id="rId3">
+            <w:hyperlink r:id="rId4">
               <w:r>
                 <w:rPr>
                   <w:rStyle w:val="ListLabel11"/>
@@ -840,7 +888,7 @@
               <w:spacing w:lineRule="exact" w:line="264" w:before="0" w:after="20"/>
               <w:rPr/>
             </w:pPr>
-            <w:hyperlink r:id="rId4">
+            <w:hyperlink r:id="rId5">
               <w:r>
                 <w:rPr>
                   <w:rStyle w:val="ListLabel11"/>
@@ -17493,16 +17541,83 @@
       </w:r>
     </w:p>
     <w:sectPr>
+      <w:footerReference w:type="even" r:id="rId6"/>
+      <w:footerReference w:type="default" r:id="rId7"/>
+      <w:footerReference w:type="first" r:id="rId8"/>
       <w:type w:val="nextPage"/>
       <w:pgSz w:w="11906" w:h="16838"/>
-      <w:pgMar w:left="1440" w:right="1440" w:gutter="0" w:header="0" w:top="1440" w:footer="0" w:bottom="1440"/>
+      <w:pgMar w:left="1440" w:right="1440" w:gutter="0" w:header="0" w:top="1440" w:footer="700" w:bottom="1440"/>
       <w:pgNumType w:fmt="decimal"/>
       <w:formProt w:val="false"/>
+      <w:titlePg/>
       <w:textDirection w:val="lrTb"/>
       <w:docGrid w:type="default" w:linePitch="360" w:charSpace="0"/>
     </w:sectPr>
   </w:body>
 </w:document>
+</file>
+
+<file path=word/footer1.xml><?xml version="1.0" encoding="utf-8"?>
+<w:ftr xmlns:o="urn:schemas-microsoft-com:office:office" xmlns:r="http://schemas.openxmlformats.org/officeDocument/2006/relationships" xmlns:v="urn:schemas-microsoft-com:vml" xmlns:w="http://schemas.openxmlformats.org/wordprocessingml/2006/main" xmlns:w10="urn:schemas-microsoft-com:office:word" xmlns:wp="http://schemas.openxmlformats.org/drawingml/2006/wordprocessingDrawing" xmlns:wps="http://schemas.microsoft.com/office/word/2010/wordprocessingShape" xmlns:wpg="http://schemas.microsoft.com/office/word/2010/wordprocessingGroup" xmlns:mc="http://schemas.openxmlformats.org/markup-compatibility/2006" xmlns:wp14="http://schemas.microsoft.com/office/word/2010/wordprocessingDrawing" xmlns:w14="http://schemas.microsoft.com/office/word/2010/wordml" xmlns:w15="http://schemas.microsoft.com/office/word/2012/wordml" mc:Ignorable="w14 wp14 w15">
+  <w:p>
+    <w:pPr>
+      <w:pStyle w:val="Footer"/>
+      <w:spacing w:before="0" w:after="120"/>
+      <w:rPr/>
+    </w:pPr>
+    <w:r>
+      <w:rPr/>
+    </w:r>
+  </w:p>
+</w:ftr>
+</file>
+
+<file path=word/footer2.xml><?xml version="1.0" encoding="utf-8"?>
+<w:ftr xmlns:o="urn:schemas-microsoft-com:office:office" xmlns:r="http://schemas.openxmlformats.org/officeDocument/2006/relationships" xmlns:v="urn:schemas-microsoft-com:vml" xmlns:w="http://schemas.openxmlformats.org/wordprocessingml/2006/main" xmlns:w10="urn:schemas-microsoft-com:office:word" xmlns:wp="http://schemas.openxmlformats.org/drawingml/2006/wordprocessingDrawing" xmlns:wps="http://schemas.microsoft.com/office/word/2010/wordprocessingShape" xmlns:wpg="http://schemas.microsoft.com/office/word/2010/wordprocessingGroup" xmlns:mc="http://schemas.openxmlformats.org/markup-compatibility/2006" xmlns:wp14="http://schemas.microsoft.com/office/word/2010/wordprocessingDrawing" xmlns:w14="http://schemas.microsoft.com/office/word/2010/wordml" xmlns:w15="http://schemas.microsoft.com/office/word/2012/wordml" mc:Ignorable="w14 wp14 w15">
+  <w:p>
+    <w:pPr>
+      <w:pStyle w:val="Normal"/>
+      <w:spacing w:lineRule="exact" w:line="240" w:before="0" w:after="0"/>
+      <w:jc w:val="center"/>
+      <w:rPr/>
+    </w:pPr>
+    <w:r>
+      <w:rPr/>
+      <w:fldChar w:fldCharType="begin"/>
+    </w:r>
+    <w:r>
+      <w:rPr/>
+      <w:instrText xml:space="preserve"> PAGE </w:instrText>
+    </w:r>
+    <w:r>
+      <w:rPr/>
+      <w:fldChar w:fldCharType="separate"/>
+    </w:r>
+    <w:r>
+      <w:rPr/>
+      <w:t>15</w:t>
+    </w:r>
+    <w:r>
+      <w:rPr/>
+      <w:fldChar w:fldCharType="end"/>
+    </w:r>
+  </w:p>
+</w:ftr>
+</file>
+
+<file path=word/footer3.xml><?xml version="1.0" encoding="utf-8"?>
+<w:ftr xmlns:o="urn:schemas-microsoft-com:office:office" xmlns:r="http://schemas.openxmlformats.org/officeDocument/2006/relationships" xmlns:v="urn:schemas-microsoft-com:vml" xmlns:w="http://schemas.openxmlformats.org/wordprocessingml/2006/main" xmlns:w10="urn:schemas-microsoft-com:office:word" xmlns:wp="http://schemas.openxmlformats.org/drawingml/2006/wordprocessingDrawing" xmlns:wps="http://schemas.microsoft.com/office/word/2010/wordprocessingShape" xmlns:wpg="http://schemas.microsoft.com/office/word/2010/wordprocessingGroup" xmlns:mc="http://schemas.openxmlformats.org/markup-compatibility/2006" xmlns:wp14="http://schemas.microsoft.com/office/word/2010/wordprocessingDrawing" xmlns:w14="http://schemas.microsoft.com/office/word/2010/wordml" xmlns:w15="http://schemas.microsoft.com/office/word/2012/wordml" mc:Ignorable="w14 wp14 w15">
+  <w:p>
+    <w:pPr>
+      <w:pStyle w:val="Normal"/>
+      <w:spacing w:before="0" w:after="120"/>
+      <w:rPr/>
+    </w:pPr>
+    <w:r>
+      <w:rPr/>
+    </w:r>
+  </w:p>
+</w:ftr>
 </file>
 
 <file path=word/numbering.xml><?xml version="1.0" encoding="utf-8"?>
@@ -17759,7 +17874,7 @@
   <w:docDefaults>
     <w:rPrDefault>
       <w:rPr>
-        <w:rFonts w:ascii="Times New Roman" w:hAnsi="Times New Roman" w:eastAsia="Times New Roman" w:cs="Times New Roman"/>
+        <w:rFonts w:ascii="Times New Roman" w:hAnsi="Times New Roman" w:eastAsia="Times New Roman" w:cs="Noto Serif Bengali"/>
         <w:color w:val="000000"/>
         <w:sz w:val="24"/>
         <w:szCs w:val="24"/>
@@ -17782,7 +17897,7 @@
       <w:jc w:val="left"/>
     </w:pPr>
     <w:rPr>
-      <w:rFonts w:ascii="Times New Roman" w:hAnsi="Times New Roman" w:eastAsia="Times New Roman" w:cs="Times New Roman"/>
+      <w:rFonts w:ascii="Times New Roman" w:hAnsi="Times New Roman" w:eastAsia="Times New Roman" w:cs="Noto Serif Bengali"/>
       <w:color w:val="000000"/>
       <w:kern w:val="0"/>
       <w:sz w:val="24"/>
@@ -17799,7 +17914,7 @@
       <w:outlineLvl w:val="0"/>
     </w:pPr>
     <w:rPr>
-      <w:rFonts w:ascii="Times New Roman" w:hAnsi="Times New Roman" w:eastAsia="Times New Roman" w:cs="Times New Roman"/>
+      <w:rFonts w:ascii="Times New Roman" w:hAnsi="Times New Roman" w:eastAsia="Times New Roman" w:cs="Noto Serif Bengali"/>
       <w:b/>
       <w:bCs/>
       <w:color w:val="000000"/>
@@ -17816,7 +17931,7 @@
       <w:outlineLvl w:val="1"/>
     </w:pPr>
     <w:rPr>
-      <w:rFonts w:ascii="Times New Roman" w:hAnsi="Times New Roman" w:eastAsia="Times New Roman" w:cs="Times New Roman"/>
+      <w:rFonts w:ascii="Times New Roman" w:hAnsi="Times New Roman" w:eastAsia="Times New Roman" w:cs="Noto Serif Bengali"/>
       <w:b/>
       <w:bCs/>
       <w:color w:val="000000"/>
@@ -17833,7 +17948,7 @@
       <w:outlineLvl w:val="2"/>
     </w:pPr>
     <w:rPr>
-      <w:rFonts w:ascii="Times New Roman" w:hAnsi="Times New Roman" w:eastAsia="Times New Roman" w:cs="Times New Roman"/>
+      <w:rFonts w:ascii="Times New Roman" w:hAnsi="Times New Roman" w:eastAsia="Times New Roman" w:cs="Noto Serif Bengali"/>
       <w:b/>
       <w:bCs/>
       <w:color w:val="000000"/>
@@ -18013,7 +18128,7 @@
       <w:jc w:val="left"/>
     </w:pPr>
     <w:rPr>
-      <w:rFonts w:ascii="Times New Roman" w:hAnsi="Times New Roman" w:eastAsia="Times New Roman" w:cs="Times New Roman"/>
+      <w:rFonts w:ascii="Times New Roman" w:hAnsi="Times New Roman" w:eastAsia="Times New Roman" w:cs="Noto Serif Bengali"/>
       <w:b/>
       <w:bCs/>
       <w:color w:val="000000"/>
@@ -18033,7 +18148,7 @@
       <w:jc w:val="left"/>
     </w:pPr>
     <w:rPr>
-      <w:rFonts w:ascii="Times New Roman" w:hAnsi="Times New Roman" w:eastAsia="Times New Roman" w:cs="Times New Roman"/>
+      <w:rFonts w:ascii="Times New Roman" w:hAnsi="Times New Roman" w:eastAsia="Times New Roman" w:cs="Noto Serif Bengali"/>
       <w:color w:val="000000"/>
       <w:kern w:val="0"/>
       <w:sz w:val="24"/>
@@ -18070,6 +18185,19 @@
       <w:sz w:val="20"/>
       <w:szCs w:val="20"/>
     </w:rPr>
+  </w:style>
+  <w:style w:type="paragraph" w:styleId="HeaderandFooter">
+    <w:name w:val="Header and Footer"/>
+    <w:basedOn w:val="Normal"/>
+    <w:qFormat/>
+    <w:pPr/>
+    <w:rPr/>
+  </w:style>
+  <w:style w:type="paragraph" w:styleId="Footer">
+    <w:name w:val="Footer"/>
+    <w:basedOn w:val="HeaderandFooter"/>
+    <w:pPr/>
+    <w:rPr/>
   </w:style>
 </w:styles>
 </file>

--- a/documentation/Week 12 Assignment — Documentation/CSE4204-8A-T05 APIDocumentation.docx
+++ b/documentation/Week 12 Assignment — Documentation/CSE4204-8A-T05 APIDocumentation.docx
@@ -5,15 +5,124 @@
     <w:p>
       <w:pPr>
         <w:pStyle w:val="Normal"/>
-        <w:spacing w:lineRule="auto" w:line="240" w:before="0" w:after="240"/>
+        <w:spacing w:lineRule="exact" w:line="276" w:before="600" w:after="40"/>
         <w:jc w:val="center"/>
         <w:rPr/>
       </w:pPr>
       <w:r>
+        <w:rPr>
+          <w:b/>
+          <w:bCs/>
+          <w:color w:val="7030A0"/>
+          <w:sz w:val="30"/>
+          <w:szCs w:val="30"/>
+        </w:rPr>
+        <w:t>Northern University of Business and Technology Khulna</w:t>
+      </w:r>
+    </w:p>
+    <w:p>
+      <w:pPr>
+        <w:pStyle w:val="Normal"/>
+        <w:spacing w:lineRule="exact" w:line="276" w:before="0" w:after="1400"/>
+        <w:jc w:val="center"/>
+        <w:rPr/>
+      </w:pPr>
+      <w:r>
+        <w:rPr>
+          <w:color w:val="00B050"/>
+          <w:sz w:val="24"/>
+          <w:szCs w:val="24"/>
+        </w:rPr>
+        <w:t>Department of Computer Science and Engineering</w:t>
+      </w:r>
+    </w:p>
+    <w:p>
+      <w:pPr>
+        <w:pStyle w:val="Normal"/>
+        <w:spacing w:lineRule="exact" w:line="276" w:before="0" w:after="800"/>
+        <w:jc w:val="center"/>
+        <w:rPr/>
+      </w:pPr>
+      <w:r>
+        <w:rPr>
+          <w:b/>
+          <w:bCs/>
+          <w:color w:val="FF0000"/>
+          <w:sz w:val="36"/>
+          <w:szCs w:val="36"/>
+        </w:rPr>
+        <w:t>WEEK 12: API DOCUMENTATION</w:t>
+      </w:r>
+    </w:p>
+    <w:p>
+      <w:pPr>
+        <w:pStyle w:val="Normal"/>
+        <w:spacing w:lineRule="exact" w:line="276" w:before="0" w:after="240"/>
+        <w:jc w:val="center"/>
+        <w:rPr/>
+      </w:pPr>
+      <w:r>
+        <w:rPr>
+          <w:b/>
+          <w:bCs/>
+        </w:rPr>
+        <w:t xml:space="preserve">Project Title: </w:t>
+      </w:r>
+      <w:r>
+        <w:rPr/>
+        <w:t>AI-Powered Resume Analyzer and Career Copilot (RESUMIND)</w:t>
+      </w:r>
+    </w:p>
+    <w:p>
+      <w:pPr>
+        <w:pStyle w:val="Normal"/>
+        <w:spacing w:lineRule="exact" w:line="276" w:before="0" w:after="240"/>
+        <w:jc w:val="center"/>
+        <w:rPr/>
+      </w:pPr>
+      <w:r>
+        <w:rPr>
+          <w:b/>
+          <w:bCs/>
+        </w:rPr>
+        <w:t xml:space="preserve">Course Title: </w:t>
+      </w:r>
+      <w:r>
+        <w:rPr/>
+        <w:t>Mobile Computing Lab</w:t>
+      </w:r>
+    </w:p>
+    <w:p>
+      <w:pPr>
+        <w:pStyle w:val="Normal"/>
+        <w:spacing w:lineRule="exact" w:line="276" w:before="0" w:after="400"/>
+        <w:jc w:val="center"/>
+        <w:rPr/>
+      </w:pPr>
+      <w:r>
+        <w:rPr>
+          <w:b/>
+          <w:bCs/>
+        </w:rPr>
+        <w:t xml:space="preserve">Course Code: </w:t>
+      </w:r>
+      <w:r>
+        <w:rPr/>
+        <w:t>CSE4204</w:t>
+      </w:r>
+    </w:p>
+    <w:p>
+      <w:pPr>
+        <w:pStyle w:val="Normal"/>
+        <w:spacing w:lineRule="auto" w:line="240" w:before="0" w:after="300"/>
+        <w:jc w:val="center"/>
+        <w:rPr/>
+      </w:pPr>
+      <w:r>
         <w:rPr/>
         <w:drawing>
           <wp:inline distT="0" distB="0" distL="0" distR="0">
-            <wp:extent cx="1400175" cy="1647825"/>
+            <wp:extent cx="1247775" cy="1466850"/>
             <wp:effectExtent l="0" t="0" r="0" b="0"/>
             <wp:docPr id="1" name="nubtk-logo" descr="NUBT Khulna logo&#10;Northern University of Business and Technology Khulna logo"/>
             <wp:cNvGraphicFramePr>
@@ -37,7 +146,7 @@
                   <pic:spPr bwMode="auto">
                     <a:xfrm>
                       <a:off x="0" y="0"/>
-                      <a:ext cx="1400175" cy="1647825"/>
+                      <a:ext cx="1247775" cy="1466850"/>
                     </a:xfrm>
                     <a:prstGeom prst="rect">
                       <a:avLst/>
@@ -48,115 +157,6 @@
             </a:graphic>
           </wp:inline>
         </w:drawing>
-      </w:r>
-    </w:p>
-    <w:p>
-      <w:pPr>
-        <w:pStyle w:val="Normal"/>
-        <w:spacing w:lineRule="exact" w:line="276" w:before="0" w:after="40"/>
-        <w:jc w:val="center"/>
-        <w:rPr/>
-      </w:pPr>
-      <w:r>
-        <w:rPr>
-          <w:b/>
-          <w:bCs/>
-          <w:color w:val="7030A0"/>
-          <w:sz w:val="30"/>
-          <w:szCs w:val="30"/>
-        </w:rPr>
-        <w:t>Northern University of Business and Technology Khulna</w:t>
-      </w:r>
-    </w:p>
-    <w:p>
-      <w:pPr>
-        <w:pStyle w:val="Normal"/>
-        <w:spacing w:lineRule="exact" w:line="276" w:before="0" w:after="1300"/>
-        <w:jc w:val="center"/>
-        <w:rPr/>
-      </w:pPr>
-      <w:r>
-        <w:rPr>
-          <w:color w:val="00B050"/>
-          <w:sz w:val="24"/>
-          <w:szCs w:val="24"/>
-        </w:rPr>
-        <w:t>Department of Computer Science and Engineering</w:t>
-      </w:r>
-    </w:p>
-    <w:p>
-      <w:pPr>
-        <w:pStyle w:val="Normal"/>
-        <w:spacing w:lineRule="exact" w:line="276" w:before="0" w:after="900"/>
-        <w:jc w:val="center"/>
-        <w:rPr/>
-      </w:pPr>
-      <w:r>
-        <w:rPr>
-          <w:b/>
-          <w:bCs/>
-          <w:color w:val="FF0000"/>
-          <w:sz w:val="36"/>
-          <w:szCs w:val="36"/>
-        </w:rPr>
-        <w:t>WEEK 12: API DOCUMENTATION</w:t>
-      </w:r>
-    </w:p>
-    <w:p>
-      <w:pPr>
-        <w:pStyle w:val="Normal"/>
-        <w:spacing w:lineRule="exact" w:line="276" w:before="0" w:after="240"/>
-        <w:jc w:val="center"/>
-        <w:rPr/>
-      </w:pPr>
-      <w:r>
-        <w:rPr>
-          <w:b/>
-          <w:bCs/>
-        </w:rPr>
-        <w:t xml:space="preserve">Project Title: </w:t>
-      </w:r>
-      <w:r>
-        <w:rPr/>
-        <w:t>AI-Powered Resume Analyzer and Career Copilot (RESUMIND)</w:t>
-      </w:r>
-    </w:p>
-    <w:p>
-      <w:pPr>
-        <w:pStyle w:val="Normal"/>
-        <w:spacing w:lineRule="exact" w:line="276" w:before="0" w:after="240"/>
-        <w:jc w:val="center"/>
-        <w:rPr/>
-      </w:pPr>
-      <w:r>
-        <w:rPr>
-          <w:b/>
-          <w:bCs/>
-        </w:rPr>
-        <w:t xml:space="preserve">Course Title: </w:t>
-      </w:r>
-      <w:r>
-        <w:rPr/>
-        <w:t>Mobile Computing Lab</w:t>
-      </w:r>
-    </w:p>
-    <w:p>
-      <w:pPr>
-        <w:pStyle w:val="Normal"/>
-        <w:spacing w:lineRule="exact" w:line="276" w:before="0" w:after="2300"/>
-        <w:jc w:val="center"/>
-        <w:rPr/>
-      </w:pPr>
-      <w:r>
-        <w:rPr>
-          <w:b/>
-          <w:bCs/>
-        </w:rPr>
-        <w:t xml:space="preserve">Course Code: </w:t>
-      </w:r>
-      <w:r>
-        <w:rPr/>
-        <w:t>CSE4204</w:t>
       </w:r>
     </w:p>
     <w:p>

--- a/documentation/Week 12 Assignment — Documentation/CSE4204-8A-T05 APIDocumentation.docx
+++ b/documentation/Week 12 Assignment — Documentation/CSE4204-8A-T05 APIDocumentation.docx
@@ -5,7 +5,7 @@
     <w:p>
       <w:pPr>
         <w:pStyle w:val="Normal"/>
-        <w:spacing w:lineRule="exact" w:line="276" w:before="600" w:after="40"/>
+        <w:spacing w:lineRule="exact" w:line="276" w:before="200" w:after="80"/>
         <w:jc w:val="center"/>
         <w:rPr/>
       </w:pPr>
@@ -14,8 +14,8 @@
           <w:b/>
           <w:bCs/>
           <w:color w:val="7030A0"/>
-          <w:sz w:val="30"/>
-          <w:szCs w:val="30"/>
+          <w:sz w:val="34"/>
+          <w:szCs w:val="34"/>
         </w:rPr>
         <w:t>Northern University of Business and Technology Khulna</w:t>
       </w:r>
@@ -23,15 +23,15 @@
     <w:p>
       <w:pPr>
         <w:pStyle w:val="Normal"/>
-        <w:spacing w:lineRule="exact" w:line="276" w:before="0" w:after="1400"/>
+        <w:spacing w:lineRule="exact" w:line="276" w:before="0" w:after="1650"/>
         <w:jc w:val="center"/>
         <w:rPr/>
       </w:pPr>
       <w:r>
         <w:rPr>
           <w:color w:val="00B050"/>
-          <w:sz w:val="24"/>
-          <w:szCs w:val="24"/>
+          <w:sz w:val="26"/>
+          <w:szCs w:val="26"/>
         </w:rPr>
         <w:t>Department of Computer Science and Engineering</w:t>
       </w:r>
@@ -39,7 +39,7 @@
     <w:p>
       <w:pPr>
         <w:pStyle w:val="Normal"/>
-        <w:spacing w:lineRule="exact" w:line="276" w:before="0" w:after="800"/>
+        <w:spacing w:lineRule="exact" w:line="276" w:before="0" w:after="1250"/>
         <w:jc w:val="center"/>
         <w:rPr/>
       </w:pPr>
@@ -48,8 +48,8 @@
           <w:b/>
           <w:bCs/>
           <w:color w:val="FF0000"/>
-          <w:sz w:val="36"/>
-          <w:szCs w:val="36"/>
+          <w:sz w:val="40"/>
+          <w:szCs w:val="40"/>
         </w:rPr>
         <w:t>WEEK 12: API DOCUMENTATION</w:t>
       </w:r>
@@ -57,7 +57,7 @@
     <w:p>
       <w:pPr>
         <w:pStyle w:val="Normal"/>
-        <w:spacing w:lineRule="exact" w:line="276" w:before="0" w:after="240"/>
+        <w:spacing w:lineRule="exact" w:line="276" w:before="0" w:after="320"/>
         <w:jc w:val="center"/>
         <w:rPr/>
       </w:pPr>
@@ -65,18 +65,23 @@
         <w:rPr>
           <w:b/>
           <w:bCs/>
+          <w:sz w:val="26"/>
+          <w:szCs w:val="26"/>
         </w:rPr>
         <w:t xml:space="preserve">Project Title: </w:t>
       </w:r>
       <w:r>
-        <w:rPr/>
+        <w:rPr>
+          <w:sz w:val="26"/>
+          <w:szCs w:val="26"/>
+        </w:rPr>
         <w:t>AI-Powered Resume Analyzer and Career Copilot (RESUMIND)</w:t>
       </w:r>
     </w:p>
     <w:p>
       <w:pPr>
         <w:pStyle w:val="Normal"/>
-        <w:spacing w:lineRule="exact" w:line="276" w:before="0" w:after="240"/>
+        <w:spacing w:lineRule="exact" w:line="276" w:before="0" w:after="320"/>
         <w:jc w:val="center"/>
         <w:rPr/>
       </w:pPr>
@@ -84,18 +89,23 @@
         <w:rPr>
           <w:b/>
           <w:bCs/>
+          <w:sz w:val="26"/>
+          <w:szCs w:val="26"/>
         </w:rPr>
         <w:t xml:space="preserve">Course Title: </w:t>
       </w:r>
       <w:r>
-        <w:rPr/>
+        <w:rPr>
+          <w:sz w:val="26"/>
+          <w:szCs w:val="26"/>
+        </w:rPr>
         <w:t>Mobile Computing Lab</w:t>
       </w:r>
     </w:p>
     <w:p>
       <w:pPr>
         <w:pStyle w:val="Normal"/>
-        <w:spacing w:lineRule="exact" w:line="276" w:before="0" w:after="400"/>
+        <w:spacing w:lineRule="exact" w:line="276" w:before="0" w:after="1100"/>
         <w:jc w:val="center"/>
         <w:rPr/>
       </w:pPr>
@@ -103,18 +113,23 @@
         <w:rPr>
           <w:b/>
           <w:bCs/>
+          <w:sz w:val="26"/>
+          <w:szCs w:val="26"/>
         </w:rPr>
         <w:t xml:space="preserve">Course Code: </w:t>
       </w:r>
       <w:r>
-        <w:rPr/>
+        <w:rPr>
+          <w:sz w:val="26"/>
+          <w:szCs w:val="26"/>
+        </w:rPr>
         <w:t>CSE4204</w:t>
       </w:r>
     </w:p>
     <w:p>
       <w:pPr>
         <w:pStyle w:val="Normal"/>
-        <w:spacing w:lineRule="auto" w:line="240" w:before="0" w:after="300"/>
+        <w:spacing w:lineRule="auto" w:line="240" w:before="0" w:after="1100"/>
         <w:jc w:val="center"/>
         <w:rPr/>
       </w:pPr>
@@ -122,7 +137,7 @@
         <w:rPr/>
         <w:drawing>
           <wp:inline distT="0" distB="0" distL="0" distR="0">
-            <wp:extent cx="1247775" cy="1466850"/>
+            <wp:extent cx="1714500" cy="2009775"/>
             <wp:effectExtent l="0" t="0" r="0" b="0"/>
             <wp:docPr id="1" name="nubtk-logo" descr="NUBT Khulna logo&#10;Northern University of Business and Technology Khulna logo"/>
             <wp:cNvGraphicFramePr>
@@ -146,7 +161,7 @@
                   <pic:spPr bwMode="auto">
                     <a:xfrm>
                       <a:off x="0" y="0"/>
-                      <a:ext cx="1247775" cy="1466850"/>
+                      <a:ext cx="1714500" cy="2009775"/>
                     </a:xfrm>
                     <a:prstGeom prst="rect">
                       <a:avLst/>
@@ -162,7 +177,7 @@
     <w:p>
       <w:pPr>
         <w:pStyle w:val="Normal"/>
-        <w:spacing w:lineRule="exact" w:line="276" w:before="0" w:after="20"/>
+        <w:spacing w:lineRule="exact" w:line="276" w:before="0" w:after="60"/>
         <w:jc w:val="center"/>
         <w:rPr/>
       </w:pPr>
@@ -170,6 +185,8 @@
         <w:rPr>
           <w:b/>
           <w:bCs/>
+          <w:sz w:val="26"/>
+          <w:szCs w:val="26"/>
         </w:rPr>
         <w:t>Submitted to:</w:t>
       </w:r>
@@ -177,7 +194,7 @@
     <w:p>
       <w:pPr>
         <w:pStyle w:val="Normal"/>
-        <w:spacing w:lineRule="exact" w:line="276" w:before="0" w:after="20"/>
+        <w:spacing w:lineRule="exact" w:line="276" w:before="0" w:after="40"/>
         <w:jc w:val="center"/>
         <w:rPr/>
       </w:pPr>
@@ -186,6 +203,8 @@
           <w:b/>
           <w:bCs/>
           <w:color w:val="0070C0"/>
+          <w:sz w:val="26"/>
+          <w:szCs w:val="26"/>
         </w:rPr>
         <w:t>Md. Riaz Mahmud</w:t>
       </w:r>
@@ -193,36 +212,45 @@
     <w:p>
       <w:pPr>
         <w:pStyle w:val="Normal"/>
-        <w:spacing w:lineRule="exact" w:line="276" w:before="0" w:after="20"/>
+        <w:spacing w:lineRule="exact" w:line="276" w:before="0" w:after="40"/>
         <w:jc w:val="center"/>
         <w:rPr/>
       </w:pPr>
       <w:r>
-        <w:rPr/>
+        <w:rPr>
+          <w:sz w:val="24"/>
+          <w:szCs w:val="24"/>
+        </w:rPr>
         <w:t>Assistant Professor</w:t>
       </w:r>
     </w:p>
     <w:p>
       <w:pPr>
         <w:pStyle w:val="Normal"/>
-        <w:spacing w:lineRule="exact" w:line="276" w:before="0" w:after="20"/>
+        <w:spacing w:lineRule="exact" w:line="276" w:before="0" w:after="40"/>
         <w:jc w:val="center"/>
         <w:rPr/>
       </w:pPr>
       <w:r>
-        <w:rPr/>
+        <w:rPr>
+          <w:sz w:val="24"/>
+          <w:szCs w:val="24"/>
+        </w:rPr>
         <w:t>Department of Computer Science and Engineering</w:t>
       </w:r>
     </w:p>
     <w:p>
       <w:pPr>
         <w:pStyle w:val="Normal"/>
-        <w:spacing w:lineRule="exact" w:line="276" w:before="0" w:after="240"/>
+        <w:spacing w:lineRule="exact" w:line="276" w:before="0" w:after="700"/>
         <w:jc w:val="center"/>
         <w:rPr/>
       </w:pPr>
       <w:r>
-        <w:rPr/>
+        <w:rPr>
+          <w:sz w:val="24"/>
+          <w:szCs w:val="24"/>
+        </w:rPr>
         <w:t>Northern University of Business and Technology, Khulna</w:t>
       </w:r>
     </w:p>
@@ -237,12 +265,17 @@
         <w:rPr>
           <w:b/>
           <w:bCs/>
+          <w:sz w:val="26"/>
+          <w:szCs w:val="26"/>
         </w:rPr>
         <w:t xml:space="preserve">Submission Date: </w:t>
       </w:r>
       <w:r>
-        <w:rPr/>
-        <w:t>22 October 2026</w:t>
+        <w:rPr>
+          <w:sz w:val="26"/>
+          <w:szCs w:val="26"/>
+        </w:rPr>
+        <w:t>23 October 2026</w:t>
       </w:r>
     </w:p>
     <w:p>
